--- a/StreamStore-Documentation.docx
+++ b/StreamStore-Documentation.docx
@@ -2,34 +2,140 @@
 <file path=word\document.xml><?xml version="1.0" encoding="utf-8"?>
 <w:document xmlns:w="http://schemas.openxmlformats.org/wordprocessingml/2006/main" xmlns:r="http://schemas.openxmlformats.org/officeDocument/2006/relationships" xmlns:wp="http://schemas.openxmlformats.org/drawingml/2006/wordprocessingDrawing" xmlns:a="http://schemas.openxmlformats.org/drawingml/2006/main" xmlns:pic="http://schemas.openxmlformats.org/drawingml/2006/picture">
   <w:body>
-    <w:p>
-      <w:r>
-        <w:rPr>
-          <w:jc w:val="center"/>
-          <w:sz w:val="48"/>
-          <w:b/>
-        </w:rPr>
-        <w:t>StreamStore Website Documentation</w:t>
-      </w:r>
-    </w:p>
-    <w:p>
-      <w:r>
-        <w:rPr>
-          <w:jc w:val="center"/>
-          <w:sz w:val="24"/>
-          <w:i/>
-        </w:rPr>
-        <w:t>Your Botswana-Based Digital Marketplace</w:t>
-      </w:r>
-    </w:p>
-    <w:p>
-      <w:r>
-        <w:rPr>
+    <w:p/>
+    <w:p/>
+    <w:p/>
+    <w:p/>
+    <w:p>
+      <w:r>
+        <w:rPr>
+          <w:jc w:val="center"/>
+          <w:sz w:val="36"/>
+          <w:b/>
+        </w:rPr>
+        <w:t>BOTSWANA ACCOUNTANCY COLLEGE</w:t>
+      </w:r>
+    </w:p>
+    <w:p>
+      <w:r>
+        <w:rPr>
+          <w:jc w:val="center"/>
+          <w:sz w:val="24"/>
+        </w:rPr>
+        <w:t>School of Computing and Information Systems</w:t>
+      </w:r>
+    </w:p>
+    <w:p/>
+    <w:p/>
+    <w:p>
+      <w:r>
+        <w:rPr>
+          <w:jc w:val="center"/>
+          <w:sz w:val="22"/>
+          <w:b/>
+        </w:rPr>
+        <w:t>PROGRAMME: BSC BUSINESS INTELLIGENCE AND DATA ANALYTICS</w:t>
+      </w:r>
+    </w:p>
+    <w:p>
+      <w:r>
+        <w:rPr>
+          <w:jc w:val="center"/>
+          <w:sz w:val="22"/>
+          <w:b/>
+        </w:rPr>
+        <w:t>BSC COMPUTER SYSTEMS ENGINEERING</w:t>
+      </w:r>
+    </w:p>
+    <w:p>
+      <w:r>
+        <w:rPr>
+          <w:jc w:val="center"/>
+          <w:sz w:val="22"/>
+          <w:b/>
+        </w:rPr>
+        <w:t>BSC APPLIED BUSINESS COMPUTING</w:t>
+      </w:r>
+    </w:p>
+    <w:p/>
+    <w:p/>
+    <w:p>
+      <w:r>
+        <w:rPr>
+          <w:jc w:val="center"/>
+          <w:sz w:val="28"/>
+          <w:b/>
+        </w:rPr>
+        <w:t>Web &amp; Multimedia Development Year 1 Semester 2</w:t>
+      </w:r>
+    </w:p>
+    <w:p>
+      <w:r>
+        <w:rPr>
+          <w:jc w:val="center"/>
+          <w:sz w:val="32"/>
+          <w:b/>
+        </w:rPr>
+        <w:t>ASSIGNMENT</w:t>
+      </w:r>
+    </w:p>
+    <w:p/>
+    <w:p/>
+    <w:p>
+      <w:r>
+        <w:rPr>
+          <w:jc w:val="center"/>
           <w:sz w:val="20"/>
         </w:rPr>
-        <w:t>Version 1.0 | May 2026 | Gaborone, Botswana</w:t>
-      </w:r>
-    </w:p>
+        <w:t>Hand out Date: 10 March 2026 | Hand in Date: 20 May 2026</w:t>
+      </w:r>
+    </w:p>
+    <w:p>
+      <w:r>
+        <w:rPr>
+          <w:jc w:val="center"/>
+          <w:sz w:val="20"/>
+        </w:rPr>
+        <w:t>Total Marks: 100</w:t>
+      </w:r>
+    </w:p>
+    <w:p/>
+    <w:p/>
+    <w:p/>
+    <w:p/>
+    <w:p>
+      <w:r>
+        <w:rPr>
+          <w:jc w:val="center"/>
+          <w:sz w:val="22"/>
+        </w:rPr>
+        <w:t>Student ID: fcse25-009thuto</w:t>
+      </w:r>
+    </w:p>
+    <w:p>
+      <w:r>
+        <w:rPr>
+          <w:jc w:val="center"/>
+          <w:sz w:val="22"/>
+        </w:rPr>
+        <w:t>Student Names: Thuto</w:t>
+      </w:r>
+    </w:p>
+    <w:p>
+      <w:r>
+        <w:rPr>
+          <w:jc w:val="center"/>
+          <w:sz w:val="22"/>
+        </w:rPr>
+        <w:t>Cohort: Mar2026</w:t>
+      </w:r>
+    </w:p>
+    <w:p/>
+    <w:p/>
+    <w:p/>
+    <w:p/>
+    <w:p/>
+    <w:p/>
     <w:p/>
     <w:p/>
     <w:p>
@@ -43,37 +149,37 @@
     </w:p>
     <w:p>
       <w:r>
-        <w:t>1. Project Overview</w:t>
-      </w:r>
-    </w:p>
-    <w:p>
-      <w:r>
-        <w:t>2. Technical Stack</w:t>
-      </w:r>
-    </w:p>
-    <w:p>
-      <w:r>
-        <w:t>3. Pages Overview</w:t>
-      </w:r>
-    </w:p>
-    <w:p>
-      <w:r>
-        <w:t>4. Currency Change: USD to BWP</w:t>
-      </w:r>
-    </w:p>
-    <w:p>
-      <w:r>
-        <w:t>5. Botswana Localization</w:t>
-      </w:r>
-    </w:p>
-    <w:p>
-      <w:r>
-        <w:t>6. Screenshots</w:t>
-      </w:r>
-    </w:p>
-    <w:p>
-      <w:r>
-        <w:t>7. Wireframes</w:t>
+        <w:t>1. Website Specifications</w:t>
+      </w:r>
+    </w:p>
+    <w:p>
+      <w:r>
+        <w:t>2. Information Design &amp; Taxonomy</w:t>
+      </w:r>
+    </w:p>
+    <w:p>
+      <w:r>
+        <w:t>3. Page Template Design</w:t>
+      </w:r>
+    </w:p>
+    <w:p>
+      <w:r>
+        <w:t>4. Technical Brief</w:t>
+      </w:r>
+    </w:p>
+    <w:p>
+      <w:r>
+        <w:t>5. Quality Assurance</w:t>
+      </w:r>
+    </w:p>
+    <w:p>
+      <w:r>
+        <w:t>6. Publishing &amp; Promotion</w:t>
+      </w:r>
+    </w:p>
+    <w:p>
+      <w:r>
+        <w:t>7. Future Developments / Recommendations</w:t>
       </w:r>
     </w:p>
     <w:p>
@@ -89,14 +195,54 @@
           <w:sz w:val="32"/>
           <w:b/>
         </w:rPr>
-        <w:t>1. Project Overview</w:t>
-      </w:r>
-    </w:p>
-    <w:p>
-      <w:r>
-        <w:t>StreamStore is a modern e-commerce website built with HTML/CSS/JavaScript, localized for Botswana. Features BWP currency, Botswana districts, +267 phone format, and Gaborone addresses.</w:t>
-      </w:r>
-    </w:p>
+        <w:t>1. Website Specifications</w:t>
+      </w:r>
+    </w:p>
+    <w:p>
+      <w:r>
+        <w:rPr>
+          <w:sz w:val="24"/>
+          <w:b/>
+        </w:rPr>
+        <w:t>1a. Website Objective &amp; Goals</w:t>
+      </w:r>
+    </w:p>
+    <w:p>
+      <w:r>
+        <w:t>StreamStore is a modern e-commerce website built with HTML/CSS/JavaScript, localized for Botswana. The website objective is to provide a fully functional online marketplace where customers can browse, search, and purchase products in Botswana Pula (BWP). The primary goals are to: (1) showcase products with detailed descriptions and pricing, (2) enable seamless cart management and checkout, (3) provide a responsive mobile-friendly experience, and (4) deliver a localized experience with Botswana-specific formatting and content.</w:t>
+      </w:r>
+    </w:p>
+    <w:p/>
+    <w:p>
+      <w:r>
+        <w:rPr>
+          <w:sz w:val="24"/>
+          <w:b/>
+        </w:rPr>
+        <w:t>1b. Target Audience</w:t>
+      </w:r>
+    </w:p>
+    <w:p>
+      <w:r>
+        <w:t>The target audience includes Batswana online shoppers aged 18-45, with intermediate to advanced technical aptitude. Users are comfortable with web browsing, online shopping, and mobile applications. Demographics span urban areas such as Gaborone, Francistown, and Maun, with growing smartphone penetration and internet access across all districts.</w:t>
+      </w:r>
+    </w:p>
+    <w:p/>
+    <w:p>
+      <w:r>
+        <w:rPr>
+          <w:sz w:val="24"/>
+          <w:b/>
+        </w:rPr>
+        <w:t>1c. Type of Website</w:t>
+      </w:r>
+    </w:p>
+    <w:p>
+      <w:r>
+        <w:t>This is an e-commerce/marketplace website designed for product browsing, searching, filtering, and purchasing. The content type is transactional, focused on product listings, category-based browsing, and a shopping cart checkout flow.</w:t>
+      </w:r>
+    </w:p>
+    <w:p/>
     <w:p/>
     <w:p>
       <w:r>
@@ -104,14 +250,25 @@
           <w:sz w:val="32"/>
           <w:b/>
         </w:rPr>
-        <w:t>2. Technical Stack</w:t>
-      </w:r>
-    </w:p>
-    <w:p>
-      <w:r>
-        <w:t>Frontend: HTML5, CSS3, JavaScript (Vanilla) | Framework: Bootstrap 5.3 | Icons: Bootstrap Icons | Font: Inter | Storage: localStorage | Currency: Botswana Pula (BWP) | Region: Gaborone, Botswana</w:t>
-      </w:r>
-    </w:p>
+        <w:t>2. Information Design &amp; Taxonomy</w:t>
+      </w:r>
+    </w:p>
+    <w:p>
+      <w:r>
+        <w:t>The website follows a flat information architecture with the following page structure:</w:t>
+      </w:r>
+    </w:p>
+    <w:p>
+      <w:r>
+        <w:t>Home (index.html) -&gt; Shop (shop.html) -&gt; Product Detail (product.html) -&gt; Cart (cart.html) -&gt; Checkout (checkout.html) -&gt; Contact (contact.html)</w:t>
+      </w:r>
+    </w:p>
+    <w:p>
+      <w:r>
+        <w:t>Navigation paths follow the 3-click rule: any product can be reached within 3 clicks from the home page. The main navigation bar provides persistent access to all top-level pages. The site map follows a hub-and-spoke model with the Home page as the central hub linking to all sections.</w:t>
+      </w:r>
+    </w:p>
+    <w:p/>
     <w:p/>
     <w:p>
       <w:r>
@@ -119,14 +276,200 @@
           <w:sz w:val="32"/>
           <w:b/>
         </w:rPr>
-        <w:t>3. Pages Overview</w:t>
-      </w:r>
-    </w:p>
-    <w:p>
-      <w:r>
-        <w:t>Home: Hero banner, category filters, product grid, features strip. Shop: All products with filter buttons, BWP pricing. Product Detail: Large image, pricing, reviews. Cart: Items table, order summary in BWP. Checkout: Shipping form with Botswana districts autocomplete, payment options, order summary. Contact: Cards with +267 phone, Gaborone address, contact form, FAQ.</w:t>
-      </w:r>
-    </w:p>
+        <w:t>3. Page Template Design</w:t>
+      </w:r>
+    </w:p>
+    <w:p>
+      <w:r>
+        <w:t>Wireframes were created to plan the layout and content placement for each page. These sketches define the structure before development.</w:t>
+      </w:r>
+    </w:p>
+    <w:p/>
+    <w:p>
+      <w:r>
+        <w:rPr>
+          <w:sz w:val="24"/>
+          <w:b/>
+        </w:rPr>
+        <w:t>Home Wireframe</w:t>
+      </w:r>
+    </w:p>
+    <w:p>
+      <w:r>
+        <w:drawing>
+          <wp:inline distT="0" distB="0" distL="0" distR="0">
+            <wp:extent cx="5943600" cy="4114800"/>
+            <wp:effectExtent l="0" t="0" r="0" b="0"/>
+            <wp:docPr id="3" name="Home Wireframe"/>
+            <wp:cNvGraphicFramePr/>
+            <a:graphic xmlns:a="http://schemas.openxmlformats.org/drawingml/2006/main">
+              <a:graphicData uri="http://schemas.openxmlformats.org/drawingml/2006/picture">
+                <pic:pic xmlns:pic="http://schemas.openxmlformats.org/drawingml/2006/picture">
+                  <pic:nvPicPr>
+                    <pic:cNvPr id="0" name="Home Wireframe"/>
+                    <pic:cNvPicPr/>
+                  </pic:nvPicPr>
+                  <pic:blipFill>
+                    <a:blip r:embed="rId56"/>
+                    <a:stretch>
+                      <a:fillRect/>
+                    </a:stretch>
+                  </pic:blipFill>
+                  <pic:spPr>
+                    <a:xfrm>
+                      <a:off x="0" y="0"/>
+                      <a:ext cx="5943600" cy="4114800"/>
+                    </a:xfrm>
+                    <a:prstGeom prst="rect"/>
+                    <a:noFill/>
+                  </pic:spPr>
+                </pic:pic>
+              </a:graphicData>
+            </a:graphic>
+          </wp:inline>
+        </w:drawing>
+      </w:r>
+    </w:p>
+    <w:p/>
+    <w:p>
+      <w:r>
+        <w:rPr>
+          <w:sz w:val="24"/>
+          <w:b/>
+        </w:rPr>
+        <w:t>Shop Wireframe</w:t>
+      </w:r>
+    </w:p>
+    <w:p>
+      <w:r>
+        <w:drawing>
+          <wp:inline distT="0" distB="0" distL="0" distR="0">
+            <wp:extent cx="5943600" cy="4114800"/>
+            <wp:effectExtent l="0" t="0" r="0" b="0"/>
+            <wp:docPr id="4" name="Shop Wireframe"/>
+            <wp:cNvGraphicFramePr/>
+            <a:graphic xmlns:a="http://schemas.openxmlformats.org/drawingml/2006/main">
+              <a:graphicData uri="http://schemas.openxmlformats.org/drawingml/2006/picture">
+                <pic:pic xmlns:pic="http://schemas.openxmlformats.org/drawingml/2006/picture">
+                  <pic:nvPicPr>
+                    <pic:cNvPr id="0" name="Shop Wireframe"/>
+                    <pic:cNvPicPr/>
+                  </pic:nvPicPr>
+                  <pic:blipFill>
+                    <a:blip r:embed="rId57"/>
+                    <a:stretch>
+                      <a:fillRect/>
+                    </a:stretch>
+                  </pic:blipFill>
+                  <pic:spPr>
+                    <a:xfrm>
+                      <a:off x="0" y="0"/>
+                      <a:ext cx="5943600" cy="4114800"/>
+                    </a:xfrm>
+                    <a:prstGeom prst="rect"/>
+                    <a:noFill/>
+                  </pic:spPr>
+                </pic:pic>
+              </a:graphicData>
+            </a:graphic>
+          </wp:inline>
+        </w:drawing>
+      </w:r>
+    </w:p>
+    <w:p/>
+    <w:p>
+      <w:r>
+        <w:rPr>
+          <w:sz w:val="24"/>
+          <w:b/>
+        </w:rPr>
+        <w:t>Checkout Wireframe</w:t>
+      </w:r>
+    </w:p>
+    <w:p>
+      <w:r>
+        <w:drawing>
+          <wp:inline distT="0" distB="0" distL="0" distR="0">
+            <wp:extent cx="5943600" cy="4114800"/>
+            <wp:effectExtent l="0" t="0" r="0" b="0"/>
+            <wp:docPr id="5" name="Checkout Wireframe"/>
+            <wp:cNvGraphicFramePr/>
+            <a:graphic xmlns:a="http://schemas.openxmlformats.org/drawingml/2006/main">
+              <a:graphicData uri="http://schemas.openxmlformats.org/drawingml/2006/picture">
+                <pic:pic xmlns:pic="http://schemas.openxmlformats.org/drawingml/2006/picture">
+                  <pic:nvPicPr>
+                    <pic:cNvPr id="0" name="Checkout Wireframe"/>
+                    <pic:cNvPicPr/>
+                  </pic:nvPicPr>
+                  <pic:blipFill>
+                    <a:blip r:embed="rId58"/>
+                    <a:stretch>
+                      <a:fillRect/>
+                    </a:stretch>
+                  </pic:blipFill>
+                  <pic:spPr>
+                    <a:xfrm>
+                      <a:off x="0" y="0"/>
+                      <a:ext cx="5943600" cy="4114800"/>
+                    </a:xfrm>
+                    <a:prstGeom prst="rect"/>
+                    <a:noFill/>
+                  </pic:spPr>
+                </pic:pic>
+              </a:graphicData>
+            </a:graphic>
+          </wp:inline>
+        </w:drawing>
+      </w:r>
+    </w:p>
+    <w:p/>
+    <w:p>
+      <w:r>
+        <w:rPr>
+          <w:sz w:val="24"/>
+          <w:b/>
+        </w:rPr>
+        <w:t>Wireframe Overview</w:t>
+      </w:r>
+    </w:p>
+    <w:p>
+      <w:r>
+        <w:drawing>
+          <wp:inline distT="0" distB="0" distL="0" distR="0">
+            <wp:extent cx="5943600" cy="4114800"/>
+            <wp:effectExtent l="0" t="0" r="0" b="0"/>
+            <wp:docPr id="6" name="Wireframe Overview"/>
+            <wp:cNvGraphicFramePr/>
+            <a:graphic xmlns:a="http://schemas.openxmlformats.org/drawingml/2006/main">
+              <a:graphicData uri="http://schemas.openxmlformats.org/drawingml/2006/picture">
+                <pic:pic xmlns:pic="http://schemas.openxmlformats.org/drawingml/2006/picture">
+                  <pic:nvPicPr>
+                    <pic:cNvPr id="0" name="Wireframe Overview"/>
+                    <pic:cNvPicPr/>
+                  </pic:nvPicPr>
+                  <pic:blipFill>
+                    <a:blip r:embed="rId59"/>
+                    <a:stretch>
+                      <a:fillRect/>
+                    </a:stretch>
+                  </pic:blipFill>
+                  <pic:spPr>
+                    <a:xfrm>
+                      <a:off x="0" y="0"/>
+                      <a:ext cx="5943600" cy="4114800"/>
+                    </a:xfrm>
+                    <a:prstGeom prst="rect"/>
+                    <a:noFill/>
+                  </pic:spPr>
+                </pic:pic>
+              </a:graphicData>
+            </a:graphic>
+          </wp:inline>
+        </w:drawing>
+      </w:r>
+    </w:p>
+    <w:p/>
+    <w:p/>
     <w:p/>
     <w:p>
       <w:r>
@@ -134,14 +477,50 @@
           <w:sz w:val="32"/>
           <w:b/>
         </w:rPr>
-        <w:t>4. Currency Change: USD to BWP</w:t>
-      </w:r>
-    </w:p>
-    <w:p>
-      <w:r>
-        <w:t>Changed from US Dollar to Botswana Pula (P) across all files - prices, cart totals, order summaries, shipping thresholds.</w:t>
-      </w:r>
-    </w:p>
+        <w:t>4. Technical Brief</w:t>
+      </w:r>
+    </w:p>
+    <w:p>
+      <w:r>
+        <w:t>The website was built using the following technologies and tools:</w:t>
+      </w:r>
+    </w:p>
+    <w:p>
+      <w:r>
+        <w:t>Frontend: HTML5, CSS3, JavaScript (Vanilla) - W3C standards compliant markup and styling.</w:t>
+      </w:r>
+    </w:p>
+    <w:p>
+      <w:r>
+        <w:t>Framework: Bootstrap 5.3 - responsive grid system, components, and utilities for rapid layout development.</w:t>
+      </w:r>
+    </w:p>
+    <w:p>
+      <w:r>
+        <w:t>Icons: Bootstrap Icons - consistent vector icon set for navigation, actions, and UI elements.</w:t>
+      </w:r>
+    </w:p>
+    <w:p>
+      <w:r>
+        <w:t>Font: Inter (Google Fonts) - modern sans-serif typeface for readability across devices.</w:t>
+      </w:r>
+    </w:p>
+    <w:p>
+      <w:r>
+        <w:t>Storage: localStorage - persistent shopping cart data across browser sessions without a backend.</w:t>
+      </w:r>
+    </w:p>
+    <w:p>
+      <w:r>
+        <w:t>Currency: Botswana Pula (BWP) - all prices displayed in Pula with proper formatting.</w:t>
+      </w:r>
+    </w:p>
+    <w:p>
+      <w:r>
+        <w:t>Development Tools: Visual Studio Code (editor), Git (version control), GitHub (repository hosting), GitHub Pages (website hosting), Microsoft Edge &amp; Google Chrome (browser testing).</w:t>
+      </w:r>
+    </w:p>
+    <w:p/>
     <w:p/>
     <w:p>
       <w:r>
@@ -149,24 +528,15 @@
           <w:sz w:val="32"/>
           <w:b/>
         </w:rPr>
-        <w:t>5. Botswana Localization</w:t>
-      </w:r>
-    </w:p>
-    <w:p>
-      <w:r>
-        <w:t>Phone: +267 format | Address: Gaborone, Botswana | Districts: 25 Botswana districts in checkout autocomplete | Email: .co.bw domain | Timezone: CAT | Footer: All pages show Gaborone, Botswana</w:t>
-      </w:r>
-    </w:p>
-    <w:p/>
-    <w:p>
-      <w:r>
-        <w:rPr>
-          <w:sz w:val="32"/>
-          <w:b/>
-        </w:rPr>
-        <w:t>6. Screenshots</w:t>
-      </w:r>
-    </w:p>
+        <w:t>5. Quality Assurance</w:t>
+      </w:r>
+    </w:p>
+    <w:p>
+      <w:r>
+        <w:t>The website was tested across multiple browsers and devices to ensure cross-browser compatibility and responsive behavior.</w:t>
+      </w:r>
+    </w:p>
+    <w:p/>
     <w:p>
       <w:r>
         <w:rPr>
@@ -182,7 +552,7 @@
           <wp:inline distT="0" distB="0" distL="0" distR="0">
             <wp:extent cx="5943600" cy="3346704"/>
             <wp:effectExtent l="0" t="0" r="0" b="0"/>
-            <wp:docPr id="3" name="Home Page"/>
+            <wp:docPr id="7" name="Home Page"/>
             <wp:cNvGraphicFramePr/>
             <a:graphic xmlns:a="http://schemas.openxmlformats.org/drawingml/2006/main">
               <a:graphicData uri="http://schemas.openxmlformats.org/drawingml/2006/picture">
@@ -228,7 +598,7 @@
           <wp:inline distT="0" distB="0" distL="0" distR="0">
             <wp:extent cx="5943600" cy="3346704"/>
             <wp:effectExtent l="0" t="0" r="0" b="0"/>
-            <wp:docPr id="4" name="Shop Page"/>
+            <wp:docPr id="8" name="Shop Page"/>
             <wp:cNvGraphicFramePr/>
             <a:graphic xmlns:a="http://schemas.openxmlformats.org/drawingml/2006/main">
               <a:graphicData uri="http://schemas.openxmlformats.org/drawingml/2006/picture">
@@ -274,7 +644,7 @@
           <wp:inline distT="0" distB="0" distL="0" distR="0">
             <wp:extent cx="5943600" cy="3346704"/>
             <wp:effectExtent l="0" t="0" r="0" b="0"/>
-            <wp:docPr id="5" name="Product Detail"/>
+            <wp:docPr id="9" name="Product Detail"/>
             <wp:cNvGraphicFramePr/>
             <a:graphic xmlns:a="http://schemas.openxmlformats.org/drawingml/2006/main">
               <a:graphicData uri="http://schemas.openxmlformats.org/drawingml/2006/picture">
@@ -320,7 +690,7 @@
           <wp:inline distT="0" distB="0" distL="0" distR="0">
             <wp:extent cx="5943600" cy="3346704"/>
             <wp:effectExtent l="0" t="0" r="0" b="0"/>
-            <wp:docPr id="6" name="Cart Page"/>
+            <wp:docPr id="10" name="Cart Page"/>
             <wp:cNvGraphicFramePr/>
             <a:graphic xmlns:a="http://schemas.openxmlformats.org/drawingml/2006/main">
               <a:graphicData uri="http://schemas.openxmlformats.org/drawingml/2006/picture">
@@ -366,7 +736,7 @@
           <wp:inline distT="0" distB="0" distL="0" distR="0">
             <wp:extent cx="5943600" cy="3346704"/>
             <wp:effectExtent l="0" t="0" r="0" b="0"/>
-            <wp:docPr id="7" name="Checkout Page"/>
+            <wp:docPr id="11" name="Checkout Page"/>
             <wp:cNvGraphicFramePr/>
             <a:graphic xmlns:a="http://schemas.openxmlformats.org/drawingml/2006/main">
               <a:graphicData uri="http://schemas.openxmlformats.org/drawingml/2006/picture">
@@ -412,7 +782,7 @@
           <wp:inline distT="0" distB="0" distL="0" distR="0">
             <wp:extent cx="5943600" cy="3346704"/>
             <wp:effectExtent l="0" t="0" r="0" b="0"/>
-            <wp:docPr id="8" name="Contact Page"/>
+            <wp:docPr id="12" name="Contact Page"/>
             <wp:cNvGraphicFramePr/>
             <a:graphic xmlns:a="http://schemas.openxmlformats.org/drawingml/2006/main">
               <a:graphicData uri="http://schemas.openxmlformats.org/drawingml/2006/picture">
@@ -443,198 +813,64 @@
       </w:r>
     </w:p>
     <w:p/>
+    <w:p/>
+    <w:p/>
     <w:p>
       <w:r>
         <w:rPr>
           <w:sz w:val="32"/>
           <w:b/>
         </w:rPr>
-        <w:t>7. Wireframes</w:t>
-      </w:r>
-    </w:p>
-    <w:p>
-      <w:r>
-        <w:rPr>
-          <w:sz w:val="24"/>
-          <w:b/>
-        </w:rPr>
-        <w:t>Home Wireframe</w:t>
-      </w:r>
-    </w:p>
-    <w:p>
-      <w:r>
-        <w:drawing>
-          <wp:inline distT="0" distB="0" distL="0" distR="0">
-            <wp:extent cx="5943600" cy="4114800"/>
-            <wp:effectExtent l="0" t="0" r="0" b="0"/>
-            <wp:docPr id="9" name="Home Wireframe"/>
-            <wp:cNvGraphicFramePr/>
-            <a:graphic xmlns:a="http://schemas.openxmlformats.org/drawingml/2006/main">
-              <a:graphicData uri="http://schemas.openxmlformats.org/drawingml/2006/picture">
-                <pic:pic xmlns:pic="http://schemas.openxmlformats.org/drawingml/2006/picture">
-                  <pic:nvPicPr>
-                    <pic:cNvPr id="0" name="Home Wireframe"/>
-                    <pic:cNvPicPr/>
-                  </pic:nvPicPr>
-                  <pic:blipFill>
-                    <a:blip r:embed="rId56"/>
-                    <a:stretch>
-                      <a:fillRect/>
-                    </a:stretch>
-                  </pic:blipFill>
-                  <pic:spPr>
-                    <a:xfrm>
-                      <a:off x="0" y="0"/>
-                      <a:ext cx="5943600" cy="4114800"/>
-                    </a:xfrm>
-                    <a:prstGeom prst="rect"/>
-                    <a:noFill/>
-                  </pic:spPr>
-                </pic:pic>
-              </a:graphicData>
-            </a:graphic>
-          </wp:inline>
-        </w:drawing>
-      </w:r>
-    </w:p>
-    <w:p/>
-    <w:p>
-      <w:r>
-        <w:rPr>
-          <w:sz w:val="24"/>
-          <w:b/>
-        </w:rPr>
-        <w:t>Shop Wireframe</w:t>
-      </w:r>
-    </w:p>
-    <w:p>
-      <w:r>
-        <w:drawing>
-          <wp:inline distT="0" distB="0" distL="0" distR="0">
-            <wp:extent cx="5943600" cy="4114800"/>
-            <wp:effectExtent l="0" t="0" r="0" b="0"/>
-            <wp:docPr id="10" name="Shop Wireframe"/>
-            <wp:cNvGraphicFramePr/>
-            <a:graphic xmlns:a="http://schemas.openxmlformats.org/drawingml/2006/main">
-              <a:graphicData uri="http://schemas.openxmlformats.org/drawingml/2006/picture">
-                <pic:pic xmlns:pic="http://schemas.openxmlformats.org/drawingml/2006/picture">
-                  <pic:nvPicPr>
-                    <pic:cNvPr id="0" name="Shop Wireframe"/>
-                    <pic:cNvPicPr/>
-                  </pic:nvPicPr>
-                  <pic:blipFill>
-                    <a:blip r:embed="rId57"/>
-                    <a:stretch>
-                      <a:fillRect/>
-                    </a:stretch>
-                  </pic:blipFill>
-                  <pic:spPr>
-                    <a:xfrm>
-                      <a:off x="0" y="0"/>
-                      <a:ext cx="5943600" cy="4114800"/>
-                    </a:xfrm>
-                    <a:prstGeom prst="rect"/>
-                    <a:noFill/>
-                  </pic:spPr>
-                </pic:pic>
-              </a:graphicData>
-            </a:graphic>
-          </wp:inline>
-        </w:drawing>
-      </w:r>
-    </w:p>
-    <w:p/>
-    <w:p>
-      <w:r>
-        <w:rPr>
-          <w:sz w:val="24"/>
-          <w:b/>
-        </w:rPr>
-        <w:t>Checkout Wireframe</w:t>
-      </w:r>
-    </w:p>
-    <w:p>
-      <w:r>
-        <w:drawing>
-          <wp:inline distT="0" distB="0" distL="0" distR="0">
-            <wp:extent cx="5943600" cy="4114800"/>
-            <wp:effectExtent l="0" t="0" r="0" b="0"/>
-            <wp:docPr id="11" name="Checkout Wireframe"/>
-            <wp:cNvGraphicFramePr/>
-            <a:graphic xmlns:a="http://schemas.openxmlformats.org/drawingml/2006/main">
-              <a:graphicData uri="http://schemas.openxmlformats.org/drawingml/2006/picture">
-                <pic:pic xmlns:pic="http://schemas.openxmlformats.org/drawingml/2006/picture">
-                  <pic:nvPicPr>
-                    <pic:cNvPr id="0" name="Checkout Wireframe"/>
-                    <pic:cNvPicPr/>
-                  </pic:nvPicPr>
-                  <pic:blipFill>
-                    <a:blip r:embed="rId58"/>
-                    <a:stretch>
-                      <a:fillRect/>
-                    </a:stretch>
-                  </pic:blipFill>
-                  <pic:spPr>
-                    <a:xfrm>
-                      <a:off x="0" y="0"/>
-                      <a:ext cx="5943600" cy="4114800"/>
-                    </a:xfrm>
-                    <a:prstGeom prst="rect"/>
-                    <a:noFill/>
-                  </pic:spPr>
-                </pic:pic>
-              </a:graphicData>
-            </a:graphic>
-          </wp:inline>
-        </w:drawing>
-      </w:r>
-    </w:p>
-    <w:p/>
-    <w:p>
-      <w:r>
-        <w:rPr>
-          <w:sz w:val="24"/>
-          <w:b/>
-        </w:rPr>
-        <w:t>Wireframe Overview</w:t>
-      </w:r>
-    </w:p>
-    <w:p>
-      <w:r>
-        <w:drawing>
-          <wp:inline distT="0" distB="0" distL="0" distR="0">
-            <wp:extent cx="5943600" cy="4114800"/>
-            <wp:effectExtent l="0" t="0" r="0" b="0"/>
-            <wp:docPr id="12" name="Wireframe Overview"/>
-            <wp:cNvGraphicFramePr/>
-            <a:graphic xmlns:a="http://schemas.openxmlformats.org/drawingml/2006/main">
-              <a:graphicData uri="http://schemas.openxmlformats.org/drawingml/2006/picture">
-                <pic:pic xmlns:pic="http://schemas.openxmlformats.org/drawingml/2006/picture">
-                  <pic:nvPicPr>
-                    <pic:cNvPr id="0" name="Wireframe Overview"/>
-                    <pic:cNvPicPr/>
-                  </pic:nvPicPr>
-                  <pic:blipFill>
-                    <a:blip r:embed="rId59"/>
-                    <a:stretch>
-                      <a:fillRect/>
-                    </a:stretch>
-                  </pic:blipFill>
-                  <pic:spPr>
-                    <a:xfrm>
-                      <a:off x="0" y="0"/>
-                      <a:ext cx="5943600" cy="4114800"/>
-                    </a:xfrm>
-                    <a:prstGeom prst="rect"/>
-                    <a:noFill/>
-                  </pic:spPr>
-                </pic:pic>
-              </a:graphicData>
-            </a:graphic>
-          </wp:inline>
-        </w:drawing>
-      </w:r>
-    </w:p>
+        <w:t>6. Publishing &amp; Promotion</w:t>
+      </w:r>
+    </w:p>
+    <w:p>
+      <w:r>
+        <w:t>The website is hosted using GitHub Pages, a free static site hosting service provided by GitHub. The deployment process involved:</w:t>
+      </w:r>
+    </w:p>
+    <w:p>
+      <w:r>
+        <w:t>1. Initializing a Git repository locally using git init</w:t>
+      </w:r>
+    </w:p>
+    <w:p>
+      <w:r>
+        <w:t>2. Staging all website files with git add .</w:t>
+      </w:r>
+    </w:p>
+    <w:p>
+      <w:r>
+        <w:t>3. Committing changes with git commit -m</w:t>
+      </w:r>
+    </w:p>
+    <w:p>
+      <w:r>
+        <w:t>4. Creating a remote repository on GitHub</w:t>
+      </w:r>
+    </w:p>
+    <w:p>
+      <w:r>
+        <w:t>5. Pushing the code using git push -u origin master</w:t>
+      </w:r>
+    </w:p>
+    <w:p>
+      <w:r>
+        <w:t>6. Enabling GitHub Pages in the repository settings to serve from the master branch</w:t>
+      </w:r>
+    </w:p>
+    <w:p/>
+    <w:p>
+      <w:r>
+        <w:t>Live Website URL: https://fcse25-009thuto.github.io/streamstore/</w:t>
+      </w:r>
+    </w:p>
+    <w:p>
+      <w:r>
+        <w:t>GitHub Repository URL: https://github.com/fcse25-009thuto/streamstore.git</w:t>
+      </w:r>
+    </w:p>
+    <w:p/>
     <w:p/>
     <w:p>
       <w:r>
@@ -642,12 +878,58 @@
           <w:sz w:val="32"/>
           <w:b/>
         </w:rPr>
+        <w:t>7. Future Developments / Recommendations</w:t>
+      </w:r>
+    </w:p>
+    <w:p>
+      <w:r>
+        <w:t>To further improve the website, the following enhancements are recommended:</w:t>
+      </w:r>
+    </w:p>
+    <w:p>
+      <w:r>
+        <w:t>1. Backend Integration: Connect to a server-side database (e.g., MySQL, Firebase) for persistent user accounts, order history, and inventory management.</w:t>
+      </w:r>
+    </w:p>
+    <w:p>
+      <w:r>
+        <w:t>2. Payment Gateway: Integrate a Botswana-compatible payment processor (e.g., PayFast, Orange Money, or e-wallet) for real transactions.</w:t>
+      </w:r>
+    </w:p>
+    <w:p>
+      <w:r>
+        <w:t>3. Admin Dashboard: Build an admin panel for managing products, orders, and user data.</w:t>
+      </w:r>
+    </w:p>
+    <w:p>
+      <w:r>
+        <w:t>4. User Authentication: Add login/registration with session management for personalized experiences.</w:t>
+      </w:r>
+    </w:p>
+    <w:p>
+      <w:r>
+        <w:t>5. Performance Optimization: Implement lazy loading for images, code splitting, and CDN delivery for faster page loads.</w:t>
+      </w:r>
+    </w:p>
+    <w:p>
+      <w:r>
+        <w:t>6. SEO: Add structured data, meta tags, and sitemap.xml for better search engine visibility.</w:t>
+      </w:r>
+    </w:p>
+    <w:p/>
+    <w:p/>
+    <w:p>
+      <w:r>
+        <w:rPr>
+          <w:sz w:val="32"/>
+          <w:b/>
+        </w:rPr>
         <w:t>8. Features</w:t>
       </w:r>
     </w:p>
     <w:p>
       <w:r>
-        <w:t>Free Shipping over P50 | 30-Day Returns | Secure Payment | 24/7 Support | Real-time Search | Category Filtering | Cart Management | Persistent Cart | Responsive Design | Botswana Localization | Hot Deals up to 70% off | District Autocomplete</w:t>
+        <w:t>Free Shipping over P50 | 30-Day Returns | Secure Payment | 24/7 Support | Real-time Search | Category Filtering | Cart Management | Persistent Cart | Responsive Design | Botswana Localization | Hot Deals up to 70% off | District Autocomplete | BWP Currency Formatting | Mobile-First Layout</w:t>
       </w:r>
     </w:p>
     <w:sectPr>
